--- a/docs/AGENT_WORKFLOW.docx
+++ b/docs/AGENT_WORKFLOW.docx
@@ -60,7 +60,7 @@
       <w:r>
         <w:drawing>
           <wp:inline distT="0" distB="0" distL="0" distR="0">
-            <wp:extent cx="4095750" cy="5629275"/>
+            <wp:extent cx="3943350" cy="5715000"/>
             <wp:effectExtent t="0" r="0" b="0" l="0"/>
             <wp:docPr id="1" name="" descr="" title=""/>
             <wp:cNvGraphicFramePr>
@@ -85,7 +85,7 @@
                   <pic:spPr bwMode="auto">
                     <a:xfrm>
                       <a:off x="0" y="0"/>
-                      <a:ext cx="4095750" cy="5629275"/>
+                      <a:ext cx="3943350" cy="5715000"/>
                     </a:xfrm>
                     <a:prstGeom prst="rect">
                       <a:avLst/>
@@ -473,7 +473,7 @@
                 <w:sz w:val="19"/>
                 <w:szCs w:val="19"/>
               </w:rPr>
-              <w:t xml:space="preserve">specs/saucedemo-checkout-test-plan.md</w:t>
+              <w:t xml:space="preserve">specs/saucedemo-checkout-test-plan.md, specs/saucedemo-catalog-navigation-test-plan.md</w:t>
             </w:r>
           </w:p>
         </w:tc>
@@ -588,7 +588,7 @@
                 <w:sz w:val="19"/>
                 <w:szCs w:val="19"/>
               </w:rPr>
-              <w:t xml:space="preserve">tests/saucedemo-checkout/*.spec.ts</w:t>
+              <w:t xml:space="preserve">tests/saucedemo-checkout/ (40 tests), tests/saucedemo-catalog/ (34 tests)</w:t>
             </w:r>
           </w:p>
         </w:tc>
@@ -809,7 +809,23 @@
                 <w:sz w:val="19"/>
                 <w:szCs w:val="19"/>
               </w:rPr>
-              <w:t xml:space="preserve">Patched specs</w:t>
+              <w:t xml:space="preserve">Fixed specs, or </w:t>
+            </w:r>
+            <w:r>
+              <w:rPr>
+                <w:rFonts w:ascii="Consolas" w:cs="Consolas" w:eastAsia="Consolas" w:hAnsi="Consolas"/>
+                <w:color w:val="B3261E"/>
+                <w:sz w:val="19"/>
+                <w:szCs w:val="19"/>
+              </w:rPr>
+              <w:t xml:space="preserve">test.fixme()</w:t>
+            </w:r>
+            <w:r>
+              <w:rPr>
+                <w:sz w:val="19"/>
+                <w:szCs w:val="19"/>
+              </w:rPr>
+              <w:t xml:space="preserve"> for real app bugs</w:t>
             </w:r>
           </w:p>
         </w:tc>
@@ -1236,6 +1252,74 @@
     </w:p>
     <w:p>
       <w:pPr>
+        <w:spacing w:after="120"/>
+      </w:pPr>
+      <w:r>
+        <w:t xml:space="preserve">In this repo these files are committed: </w:t>
+      </w:r>
+      <w:r>
+        <w:rPr>
+          <w:rFonts w:ascii="Consolas" w:cs="Consolas" w:eastAsia="Consolas" w:hAnsi="Consolas"/>
+          <w:color w:val="B3261E"/>
+          <w:sz w:val="19"/>
+          <w:szCs w:val="19"/>
+        </w:rPr>
+        <w:t xml:space="preserve">.claude/agents/</w:t>
+      </w:r>
+      <w:r>
+        <w:t xml:space="preserve">, </w:t>
+      </w:r>
+      <w:r>
+        <w:rPr>
+          <w:rFonts w:ascii="Consolas" w:cs="Consolas" w:eastAsia="Consolas" w:hAnsi="Consolas"/>
+          <w:color w:val="B3261E"/>
+          <w:sz w:val="19"/>
+          <w:szCs w:val="19"/>
+        </w:rPr>
+        <w:t xml:space="preserve">.mcp.json</w:t>
+      </w:r>
+      <w:r>
+        <w:t xml:space="preserve"> and </w:t>
+      </w:r>
+      <w:r>
+        <w:rPr>
+          <w:rFonts w:ascii="Consolas" w:cs="Consolas" w:eastAsia="Consolas" w:hAnsi="Consolas"/>
+          <w:color w:val="B3261E"/>
+          <w:sz w:val="19"/>
+          <w:szCs w:val="19"/>
+        </w:rPr>
+        <w:t xml:space="preserve">tests/seed.spec.ts</w:t>
+      </w:r>
+      <w:r>
+        <w:t xml:space="preserve">. The generated seed was empty. It was changed to log in as </w:t>
+      </w:r>
+      <w:r>
+        <w:rPr>
+          <w:rFonts w:ascii="Consolas" w:cs="Consolas" w:eastAsia="Consolas" w:hAnsi="Consolas"/>
+          <w:color w:val="B3261E"/>
+          <w:sz w:val="19"/>
+          <w:szCs w:val="19"/>
+        </w:rPr>
+        <w:t xml:space="preserve">standard_user</w:t>
+      </w:r>
+      <w:r>
+        <w:t xml:space="preserve">, so every agent starts on the Products page. It runs in the </w:t>
+      </w:r>
+      <w:r>
+        <w:rPr>
+          <w:rFonts w:ascii="Consolas" w:cs="Consolas" w:eastAsia="Consolas" w:hAnsi="Consolas"/>
+          <w:color w:val="B3261E"/>
+          <w:sz w:val="19"/>
+          <w:szCs w:val="19"/>
+        </w:rPr>
+        <w:t xml:space="preserve">unauthenticated</w:t>
+      </w:r>
+      <w:r>
+        <w:t xml:space="preserve"> project, because it logs in itself.</w:t>
+      </w:r>
+    </w:p>
+    <w:p>
+      <w:pPr>
         <w:pBdr>
           <w:left w:val="single" w:color="E37400" w:sz="24" w:space="10"/>
         </w:pBdr>
@@ -1248,20 +1332,10 @@
           <w:b/>
           <w:bCs/>
         </w:rPr>
-        <w:t xml:space="preserve">Note:</w:t>
-      </w:r>
-      <w:r>
-        <w:t xml:space="preserve"> These generated files are </w:t>
-      </w:r>
-      <w:r>
-        <w:rPr>
-          <w:b/>
-          <w:bCs/>
-        </w:rPr>
-        <w:t xml:space="preserve">not committed to this repo</w:t>
-      </w:r>
-      <w:r>
-        <w:t xml:space="preserve">. The agents were used in an earlier session to produce the plan, the original specs and the healing pass (the report names </w:t>
+        <w:t xml:space="preserve">First-time use:</w:t>
+      </w:r>
+      <w:r>
+        <w:t xml:space="preserve"> Claude Code reads </w:t>
       </w:r>
       <w:r>
         <w:rPr>
@@ -1270,10 +1344,10 @@
           <w:sz w:val="19"/>
           <w:szCs w:val="19"/>
         </w:rPr>
-        <w:t xml:space="preserve">playwright-test-healer</w:t>
-      </w:r>
-      <w:r>
-        <w:t xml:space="preserve">, and the plan still references </w:t>
+        <w:t xml:space="preserve">.mcp.json</w:t>
+      </w:r>
+      <w:r>
+        <w:t xml:space="preserve"> when it starts. Open Claude Code in the project root and approve the </w:t>
       </w:r>
       <w:r>
         <w:rPr>
@@ -1282,70 +1356,10 @@
           <w:sz w:val="19"/>
           <w:szCs w:val="19"/>
         </w:rPr>
-        <w:t xml:space="preserve">tests/seed.spec.ts</w:t>
-      </w:r>
-      <w:r>
-        <w:t xml:space="preserve">). Since then, the seed test has been replaced by the </w:t>
-      </w:r>
-      <w:r>
-        <w:rPr>
-          <w:rFonts w:ascii="Consolas" w:cs="Consolas" w:eastAsia="Consolas" w:hAnsi="Consolas"/>
-          <w:color w:val="B3261E"/>
-          <w:sz w:val="19"/>
-          <w:szCs w:val="19"/>
-        </w:rPr>
-        <w:t xml:space="preserve">setup</w:t>
-      </w:r>
-      <w:r>
-        <w:t xml:space="preserve"> project in </w:t>
-      </w:r>
-      <w:r>
-        <w:rPr>
-          <w:rFonts w:ascii="Consolas" w:cs="Consolas" w:eastAsia="Consolas" w:hAnsi="Consolas"/>
-          <w:color w:val="B3261E"/>
-          <w:sz w:val="19"/>
-          <w:szCs w:val="19"/>
-        </w:rPr>
-        <w:t xml:space="preserve">playwright.config.ts</w:t>
-      </w:r>
-      <w:r>
-        <w:t xml:space="preserve"> + </w:t>
-      </w:r>
-      <w:r>
-        <w:rPr>
-          <w:rFonts w:ascii="Consolas" w:cs="Consolas" w:eastAsia="Consolas" w:hAnsi="Consolas"/>
-          <w:color w:val="B3261E"/>
-          <w:sz w:val="19"/>
-          <w:szCs w:val="19"/>
-        </w:rPr>
-        <w:t xml:space="preserve">tests/fixtures/auth.setup.ts</w:t>
-      </w:r>
-      <w:r>
-        <w:t xml:space="preserve">. To run the agents again, run </w:t>
-      </w:r>
-      <w:r>
-        <w:rPr>
-          <w:rFonts w:ascii="Consolas" w:cs="Consolas" w:eastAsia="Consolas" w:hAnsi="Consolas"/>
-          <w:color w:val="B3261E"/>
-          <w:sz w:val="19"/>
-          <w:szCs w:val="19"/>
-        </w:rPr>
-        <w:t xml:space="preserve">init-agents</w:t>
-      </w:r>
-      <w:r>
-        <w:t xml:space="preserve"> and add a seed test (or point the agents at </w:t>
-      </w:r>
-      <w:r>
-        <w:rPr>
-          <w:rFonts w:ascii="Consolas" w:cs="Consolas" w:eastAsia="Consolas" w:hAnsi="Consolas"/>
-          <w:color w:val="B3261E"/>
-          <w:sz w:val="19"/>
-          <w:szCs w:val="19"/>
-        </w:rPr>
-        <w:t xml:space="preserve">auth.setup.ts</w:t>
-      </w:r>
-      <w:r>
-        <w:t xml:space="preserve">).</w:t>
+        <w:t xml:space="preserve">playwright-test</w:t>
+      </w:r>
+      <w:r>
+        <w:t xml:space="preserve"> MCP server when asked. If the files were created during a session, restart Claude Code first.</w:t>
       </w:r>
     </w:p>
     <w:p>
@@ -1371,7 +1385,7 @@
         <w:t xml:space="preserve">triggered manually</w:t>
       </w:r>
       <w:r>
-        <w:t xml:space="preserve"> from the AI assistant's chat by naming them in a prompt. Claude Code picks the agent from </w:t>
+        <w:t xml:space="preserve"> from the AI assistant's chat by naming them in a prompt (e.g. "Use the playwright-test-planner agent to …"). Claude Code picks the agent from </w:t>
       </w:r>
       <w:r>
         <w:rPr>
@@ -1974,7 +1988,7 @@
         <w:pStyle w:val="Heading2"/>
       </w:pPr>
       <w:r>
-        <w:t xml:space="preserve">Real healing example from this project</w:t>
+        <w:t xml:space="preserve">Healing example 1: checkout (SCRUM-101)</w:t>
       </w:r>
     </w:p>
     <w:p>
@@ -2326,6 +2340,485 @@
     </w:p>
     <w:p>
       <w:pPr>
+        <w:pStyle w:val="Heading2"/>
+      </w:pPr>
+      <w:r>
+        <w:t xml:space="preserve">Healing example 2: catalog and navigation</w:t>
+      </w:r>
+    </w:p>
+    <w:p>
+      <w:pPr>
+        <w:spacing w:after="120"/>
+      </w:pPr>
+      <w:r>
+        <w:t xml:space="preserve">The planner explored the site beyond checkout and wrote the catalog plan. The generator wrote 7 spec files. The first run had 9 failures:</w:t>
+      </w:r>
+    </w:p>
+    <w:tbl>
+      <w:tblPr>
+        <w:tblW w:type="dxa" w:w="9360"/>
+        <w:tblBorders>
+          <w:top w:val="single" w:color="auto" w:sz="4"/>
+          <w:left w:val="single" w:color="auto" w:sz="4"/>
+          <w:bottom w:val="single" w:color="auto" w:sz="4"/>
+          <w:right w:val="single" w:color="auto" w:sz="4"/>
+          <w:insideH w:val="single" w:color="auto" w:sz="4"/>
+          <w:insideV w:val="single" w:color="auto" w:sz="4"/>
+        </w:tblBorders>
+      </w:tblPr>
+      <w:tblGrid>
+        <w:gridCol w:w="3200"/>
+        <w:gridCol w:w="3360"/>
+        <w:gridCol w:w="2800"/>
+      </w:tblGrid>
+      <w:tr>
+        <w:trPr>
+          <w:tblHeader/>
+        </w:trPr>
+        <w:tc>
+          <w:tcPr>
+            <w:tcW w:type="dxa" w:w="3200"/>
+            <w:tcBorders>
+              <w:top w:val="single" w:color="DADCE0" w:sz="4"/>
+              <w:left w:val="single" w:color="DADCE0" w:sz="4"/>
+              <w:bottom w:val="single" w:color="DADCE0" w:sz="4"/>
+              <w:right w:val="single" w:color="DADCE0" w:sz="4"/>
+            </w:tcBorders>
+            <w:shd w:fill="0B3D91" w:color="auto" w:val="clear"/>
+            <w:tcMar>
+              <w:top w:type="dxa" w:w="60"/>
+              <w:left w:type="dxa" w:w="100"/>
+              <w:bottom w:type="dxa" w:w="60"/>
+              <w:right w:type="dxa" w:w="100"/>
+            </w:tcMar>
+          </w:tcPr>
+          <w:p>
+            <w:r>
+              <w:rPr>
+                <w:b/>
+                <w:bCs/>
+                <w:color w:val="FFFFFF"/>
+                <w:sz w:val="19"/>
+                <w:szCs w:val="19"/>
+              </w:rPr>
+              <w:t xml:space="preserve">Failure</w:t>
+            </w:r>
+          </w:p>
+        </w:tc>
+        <w:tc>
+          <w:tcPr>
+            <w:tcW w:type="dxa" w:w="3360"/>
+            <w:tcBorders>
+              <w:top w:val="single" w:color="DADCE0" w:sz="4"/>
+              <w:left w:val="single" w:color="DADCE0" w:sz="4"/>
+              <w:bottom w:val="single" w:color="DADCE0" w:sz="4"/>
+              <w:right w:val="single" w:color="DADCE0" w:sz="4"/>
+            </w:tcBorders>
+            <w:shd w:fill="0B3D91" w:color="auto" w:val="clear"/>
+            <w:tcMar>
+              <w:top w:type="dxa" w:w="60"/>
+              <w:left w:type="dxa" w:w="100"/>
+              <w:bottom w:type="dxa" w:w="60"/>
+              <w:right w:type="dxa" w:w="100"/>
+            </w:tcMar>
+          </w:tcPr>
+          <w:p>
+            <w:r>
+              <w:rPr>
+                <w:b/>
+                <w:bCs/>
+                <w:color w:val="FFFFFF"/>
+                <w:sz w:val="19"/>
+                <w:szCs w:val="19"/>
+              </w:rPr>
+              <w:t xml:space="preserve">Root cause</w:t>
+            </w:r>
+          </w:p>
+        </w:tc>
+        <w:tc>
+          <w:tcPr>
+            <w:tcW w:type="dxa" w:w="2800"/>
+            <w:tcBorders>
+              <w:top w:val="single" w:color="DADCE0" w:sz="4"/>
+              <w:left w:val="single" w:color="DADCE0" w:sz="4"/>
+              <w:bottom w:val="single" w:color="DADCE0" w:sz="4"/>
+              <w:right w:val="single" w:color="DADCE0" w:sz="4"/>
+            </w:tcBorders>
+            <w:shd w:fill="0B3D91" w:color="auto" w:val="clear"/>
+            <w:tcMar>
+              <w:top w:type="dxa" w:w="60"/>
+              <w:left w:type="dxa" w:w="100"/>
+              <w:bottom w:type="dxa" w:w="60"/>
+              <w:right w:type="dxa" w:w="100"/>
+            </w:tcMar>
+          </w:tcPr>
+          <w:p>
+            <w:r>
+              <w:rPr>
+                <w:b/>
+                <w:bCs/>
+                <w:color w:val="FFFFFF"/>
+                <w:sz w:val="19"/>
+                <w:szCs w:val="19"/>
+              </w:rPr>
+              <w:t xml:space="preserve">Healer action</w:t>
+            </w:r>
+          </w:p>
+        </w:tc>
+      </w:tr>
+      <w:tr>
+        <w:tc>
+          <w:tcPr>
+            <w:tcW w:type="dxa" w:w="3200"/>
+            <w:tcBorders>
+              <w:top w:val="single" w:color="DADCE0" w:sz="4"/>
+              <w:left w:val="single" w:color="DADCE0" w:sz="4"/>
+              <w:bottom w:val="single" w:color="DADCE0" w:sz="4"/>
+              <w:right w:val="single" w:color="DADCE0" w:sz="4"/>
+            </w:tcBorders>
+            <w:tcMar>
+              <w:top w:type="dxa" w:w="60"/>
+              <w:left w:type="dxa" w:w="100"/>
+              <w:bottom w:type="dxa" w:w="60"/>
+              <w:right w:type="dxa" w:w="100"/>
+            </w:tcMar>
+          </w:tcPr>
+          <w:p>
+            <w:r>
+              <w:rPr>
+                <w:rFonts w:ascii="Consolas" w:cs="Consolas" w:eastAsia="Consolas" w:hAnsi="Consolas"/>
+                <w:color w:val="B3261E"/>
+                <w:sz w:val="19"/>
+                <w:szCs w:val="19"/>
+              </w:rPr>
+              <w:t xml:space="preserve">product-details.spec.ts</w:t>
+            </w:r>
+            <w:r>
+              <w:rPr>
+                <w:sz w:val="19"/>
+                <w:szCs w:val="19"/>
+              </w:rPr>
+              <w:t xml:space="preserve"> — strict-mode violation after clicking a product image</w:t>
+            </w:r>
+          </w:p>
+        </w:tc>
+        <w:tc>
+          <w:tcPr>
+            <w:tcW w:type="dxa" w:w="3360"/>
+            <w:tcBorders>
+              <w:top w:val="single" w:color="DADCE0" w:sz="4"/>
+              <w:left w:val="single" w:color="DADCE0" w:sz="4"/>
+              <w:bottom w:val="single" w:color="DADCE0" w:sz="4"/>
+              <w:right w:val="single" w:color="DADCE0" w:sz="4"/>
+            </w:tcBorders>
+            <w:tcMar>
+              <w:top w:type="dxa" w:w="60"/>
+              <w:left w:type="dxa" w:w="100"/>
+              <w:bottom w:type="dxa" w:w="60"/>
+              <w:right w:type="dxa" w:w="100"/>
+            </w:tcMar>
+          </w:tcPr>
+          <w:p>
+            <w:r>
+              <w:rPr>
+                <w:sz w:val="19"/>
+                <w:szCs w:val="19"/>
+              </w:rPr>
+              <w:t xml:space="preserve">Timing: the URL changed before the details view replaced the product list</w:t>
+            </w:r>
+          </w:p>
+        </w:tc>
+        <w:tc>
+          <w:tcPr>
+            <w:tcW w:type="dxa" w:w="2800"/>
+            <w:tcBorders>
+              <w:top w:val="single" w:color="DADCE0" w:sz="4"/>
+              <w:left w:val="single" w:color="DADCE0" w:sz="4"/>
+              <w:bottom w:val="single" w:color="DADCE0" w:sz="4"/>
+              <w:right w:val="single" w:color="DADCE0" w:sz="4"/>
+            </w:tcBorders>
+            <w:tcMar>
+              <w:top w:type="dxa" w:w="60"/>
+              <w:left w:type="dxa" w:w="100"/>
+              <w:bottom w:type="dxa" w:w="60"/>
+              <w:right w:type="dxa" w:w="100"/>
+            </w:tcMar>
+          </w:tcPr>
+          <w:p>
+            <w:r>
+              <w:rPr>
+                <w:b/>
+                <w:bCs/>
+                <w:sz w:val="19"/>
+                <w:szCs w:val="19"/>
+              </w:rPr>
+              <w:t xml:space="preserve">Fixed the test:</w:t>
+            </w:r>
+            <w:r>
+              <w:rPr>
+                <w:sz w:val="19"/>
+                <w:szCs w:val="19"/>
+              </w:rPr>
+              <w:t xml:space="preserve"> wait for "Back to products" before checking the name</w:t>
+            </w:r>
+          </w:p>
+        </w:tc>
+      </w:tr>
+      <w:tr>
+        <w:tc>
+          <w:tcPr>
+            <w:tcW w:type="dxa" w:w="3200"/>
+            <w:tcBorders>
+              <w:top w:val="single" w:color="DADCE0" w:sz="4"/>
+              <w:left w:val="single" w:color="DADCE0" w:sz="4"/>
+              <w:bottom w:val="single" w:color="DADCE0" w:sz="4"/>
+              <w:right w:val="single" w:color="DADCE0" w:sz="4"/>
+            </w:tcBorders>
+            <w:tcMar>
+              <w:top w:type="dxa" w:w="60"/>
+              <w:left w:type="dxa" w:w="100"/>
+              <w:bottom w:type="dxa" w:w="60"/>
+              <w:right w:type="dxa" w:w="100"/>
+            </w:tcMar>
+          </w:tcPr>
+          <w:p>
+            <w:r>
+              <w:rPr>
+                <w:sz w:val="19"/>
+                <w:szCs w:val="19"/>
+              </w:rPr>
+              <w:t xml:space="preserve">Reset App State, lazy-load catalog</w:t>
+            </w:r>
+          </w:p>
+        </w:tc>
+        <w:tc>
+          <w:tcPr>
+            <w:tcW w:type="dxa" w:w="3360"/>
+            <w:tcBorders>
+              <w:top w:val="single" w:color="DADCE0" w:sz="4"/>
+              <w:left w:val="single" w:color="DADCE0" w:sz="4"/>
+              <w:bottom w:val="single" w:color="DADCE0" w:sz="4"/>
+              <w:right w:val="single" w:color="DADCE0" w:sz="4"/>
+            </w:tcBorders>
+            <w:tcMar>
+              <w:top w:type="dxa" w:w="60"/>
+              <w:left w:type="dxa" w:w="100"/>
+              <w:bottom w:type="dxa" w:w="60"/>
+              <w:right w:type="dxa" w:w="100"/>
+            </w:tcMar>
+          </w:tcPr>
+          <w:p>
+            <w:r>
+              <w:rPr>
+                <w:b/>
+                <w:bCs/>
+                <w:sz w:val="19"/>
+                <w:szCs w:val="19"/>
+              </w:rPr>
+              <w:t xml:space="preserve">Real app bugs:</w:t>
+            </w:r>
+            <w:r>
+              <w:rPr>
+                <w:sz w:val="19"/>
+                <w:szCs w:val="19"/>
+              </w:rPr>
+              <w:t xml:space="preserve"> "Remove" buttons survive a reset; one item is duplicated in every batch</w:t>
+            </w:r>
+          </w:p>
+        </w:tc>
+        <w:tc>
+          <w:tcPr>
+            <w:tcW w:type="dxa" w:w="2800"/>
+            <w:tcBorders>
+              <w:top w:val="single" w:color="DADCE0" w:sz="4"/>
+              <w:left w:val="single" w:color="DADCE0" w:sz="4"/>
+              <w:bottom w:val="single" w:color="DADCE0" w:sz="4"/>
+              <w:right w:val="single" w:color="DADCE0" w:sz="4"/>
+            </w:tcBorders>
+            <w:tcMar>
+              <w:top w:type="dxa" w:w="60"/>
+              <w:left w:type="dxa" w:w="100"/>
+              <w:bottom w:type="dxa" w:w="60"/>
+              <w:right w:type="dxa" w:w="100"/>
+            </w:tcMar>
+          </w:tcPr>
+          <w:p>
+            <w:r>
+              <w:rPr>
+                <w:b/>
+                <w:bCs/>
+                <w:sz w:val="19"/>
+                <w:szCs w:val="19"/>
+              </w:rPr>
+              <w:t xml:space="preserve">Marked `test.fixme()`</w:t>
+            </w:r>
+            <w:r>
+              <w:rPr>
+                <w:sz w:val="19"/>
+                <w:szCs w:val="19"/>
+              </w:rPr>
+              <w:t xml:space="preserve"> with a comment</w:t>
+            </w:r>
+          </w:p>
+        </w:tc>
+      </w:tr>
+      <w:tr>
+        <w:tc>
+          <w:tcPr>
+            <w:tcW w:type="dxa" w:w="3200"/>
+            <w:tcBorders>
+              <w:top w:val="single" w:color="DADCE0" w:sz="4"/>
+              <w:left w:val="single" w:color="DADCE0" w:sz="4"/>
+              <w:bottom w:val="single" w:color="DADCE0" w:sz="4"/>
+              <w:right w:val="single" w:color="DADCE0" w:sz="4"/>
+            </w:tcBorders>
+            <w:tcMar>
+              <w:top w:type="dxa" w:w="60"/>
+              <w:left w:type="dxa" w:w="100"/>
+              <w:bottom w:type="dxa" w:w="60"/>
+              <w:right w:type="dxa" w:w="100"/>
+            </w:tcMar>
+          </w:tcPr>
+          <w:p>
+            <w:r>
+              <w:rPr>
+                <w:sz w:val="19"/>
+                <w:szCs w:val="19"/>
+              </w:rPr>
+              <w:t xml:space="preserve">6 special-user tests (</w:t>
+            </w:r>
+            <w:r>
+              <w:rPr>
+                <w:rFonts w:ascii="Consolas" w:cs="Consolas" w:eastAsia="Consolas" w:hAnsi="Consolas"/>
+                <w:color w:val="B3261E"/>
+                <w:sz w:val="19"/>
+                <w:szCs w:val="19"/>
+              </w:rPr>
+              <w:t xml:space="preserve">problem_user</w:t>
+            </w:r>
+            <w:r>
+              <w:rPr>
+                <w:sz w:val="19"/>
+                <w:szCs w:val="19"/>
+              </w:rPr>
+              <w:t xml:space="preserve">, </w:t>
+            </w:r>
+            <w:r>
+              <w:rPr>
+                <w:rFonts w:ascii="Consolas" w:cs="Consolas" w:eastAsia="Consolas" w:hAnsi="Consolas"/>
+                <w:color w:val="B3261E"/>
+                <w:sz w:val="19"/>
+                <w:szCs w:val="19"/>
+              </w:rPr>
+              <w:t xml:space="preserve">error_user</w:t>
+            </w:r>
+            <w:r>
+              <w:rPr>
+                <w:sz w:val="19"/>
+                <w:szCs w:val="19"/>
+              </w:rPr>
+              <w:t xml:space="preserve">, </w:t>
+            </w:r>
+            <w:r>
+              <w:rPr>
+                <w:rFonts w:ascii="Consolas" w:cs="Consolas" w:eastAsia="Consolas" w:hAnsi="Consolas"/>
+                <w:color w:val="B3261E"/>
+                <w:sz w:val="19"/>
+                <w:szCs w:val="19"/>
+              </w:rPr>
+              <w:t xml:space="preserve">visual_user</w:t>
+            </w:r>
+            <w:r>
+              <w:rPr>
+                <w:sz w:val="19"/>
+                <w:szCs w:val="19"/>
+              </w:rPr>
+              <w:t xml:space="preserve">)</w:t>
+            </w:r>
+          </w:p>
+        </w:tc>
+        <w:tc>
+          <w:tcPr>
+            <w:tcW w:type="dxa" w:w="3360"/>
+            <w:tcBorders>
+              <w:top w:val="single" w:color="DADCE0" w:sz="4"/>
+              <w:left w:val="single" w:color="DADCE0" w:sz="4"/>
+              <w:bottom w:val="single" w:color="DADCE0" w:sz="4"/>
+              <w:right w:val="single" w:color="DADCE0" w:sz="4"/>
+            </w:tcBorders>
+            <w:tcMar>
+              <w:top w:type="dxa" w:w="60"/>
+              <w:left w:type="dxa" w:w="100"/>
+              <w:bottom w:type="dxa" w:w="60"/>
+              <w:right w:type="dxa" w:w="100"/>
+            </w:tcMar>
+          </w:tcPr>
+          <w:p>
+            <w:r>
+              <w:rPr>
+                <w:b/>
+                <w:bCs/>
+                <w:sz w:val="19"/>
+                <w:szCs w:val="19"/>
+              </w:rPr>
+              <w:t xml:space="preserve">Simulated app bugs:</w:t>
+            </w:r>
+            <w:r>
+              <w:rPr>
+                <w:sz w:val="19"/>
+                <w:szCs w:val="19"/>
+              </w:rPr>
+              <w:t xml:space="preserve"> broken images, broken sorting, wrong product links, failing Add to cart, random prices</w:t>
+            </w:r>
+          </w:p>
+        </w:tc>
+        <w:tc>
+          <w:tcPr>
+            <w:tcW w:type="dxa" w:w="2800"/>
+            <w:tcBorders>
+              <w:top w:val="single" w:color="DADCE0" w:sz="4"/>
+              <w:left w:val="single" w:color="DADCE0" w:sz="4"/>
+              <w:bottom w:val="single" w:color="DADCE0" w:sz="4"/>
+              <w:right w:val="single" w:color="DADCE0" w:sz="4"/>
+            </w:tcBorders>
+            <w:tcMar>
+              <w:top w:type="dxa" w:w="60"/>
+              <w:left w:type="dxa" w:w="100"/>
+              <w:bottom w:type="dxa" w:w="60"/>
+              <w:right w:type="dxa" w:w="100"/>
+            </w:tcMar>
+          </w:tcPr>
+          <w:p>
+            <w:r>
+              <w:rPr>
+                <w:b/>
+                <w:bCs/>
+                <w:sz w:val="19"/>
+                <w:szCs w:val="19"/>
+              </w:rPr>
+              <w:t xml:space="preserve">Marked `test.fixme()`</w:t>
+            </w:r>
+            <w:r>
+              <w:rPr>
+                <w:sz w:val="19"/>
+                <w:szCs w:val="19"/>
+              </w:rPr>
+              <w:t xml:space="preserve"> with a comment</w:t>
+            </w:r>
+          </w:p>
+        </w:tc>
+      </w:tr>
+    </w:tbl>
+    <w:p>
+      <w:pPr>
+        <w:spacing w:after="120" w:before="120"/>
+      </w:pPr>
+      <w:r>
+        <w:t xml:space="preserve">Result: 277 passed, 0 failed, 27 skipped (11 skips are by design, 16 are known-bug runs).</w:t>
+      </w:r>
+    </w:p>
+    <w:p>
+      <w:pPr>
         <w:pStyle w:val="Heading1"/>
       </w:pPr>
       <w:r>
@@ -2337,7 +2830,7 @@
         <w:spacing w:after="120"/>
       </w:pPr>
       <w:r>
-        <w:t xml:space="preserve">After generation, the code was refactored into a maintainable framework:</w:t>
+        <w:t xml:space="preserve">The generated tests are built on a shared framework:</w:t>
       </w:r>
     </w:p>
     <w:p>
@@ -2348,7 +2841,7 @@
       <w:r>
         <w:drawing>
           <wp:inline distT="0" distB="0" distL="0" distR="0">
-            <wp:extent cx="4086225" cy="4572000"/>
+            <wp:extent cx="4019550" cy="4572000"/>
             <wp:effectExtent t="0" r="0" b="0" l="0"/>
             <wp:docPr id="3" name="" descr="" title=""/>
             <wp:cNvGraphicFramePr>
@@ -2373,7 +2866,7 @@
                   <pic:spPr bwMode="auto">
                     <a:xfrm>
                       <a:off x="0" y="0"/>
-                      <a:ext cx="4086225" cy="4572000"/>
+                      <a:ext cx="4019550" cy="4572000"/>
                     </a:xfrm>
                     <a:prstGeom prst="rect">
                       <a:avLst/>
@@ -2487,6 +2980,18 @@
         <w:t xml:space="preserve">productsPage</w:t>
       </w:r>
       <w:r>
+        <w:t xml:space="preserve">, </w:t>
+      </w:r>
+      <w:r>
+        <w:rPr>
+          <w:rFonts w:ascii="Consolas" w:cs="Consolas" w:eastAsia="Consolas" w:hAnsi="Consolas"/>
+          <w:color w:val="B3261E"/>
+          <w:sz w:val="19"/>
+          <w:szCs w:val="19"/>
+        </w:rPr>
+        <w:t xml:space="preserve">sideMenu</w:t>
+      </w:r>
+      <w:r>
         <w:t xml:space="preserve">, … as parameters.</w:t>
       </w:r>
     </w:p>
@@ -2519,7 +3024,19 @@
         <w:t xml:space="preserve">setup</w:t>
       </w:r>
       <w:r>
-        <w:t xml:space="preserve"> project logs in once and the browser projects reuse the session.</w:t>
+        <w:t xml:space="preserve"> project logs in once and the browser projects reuse the session. Specs that must start logged out run in the </w:t>
+      </w:r>
+      <w:r>
+        <w:rPr>
+          <w:rFonts w:ascii="Consolas" w:cs="Consolas" w:eastAsia="Consolas" w:hAnsi="Consolas"/>
+          <w:color w:val="B3261E"/>
+          <w:sz w:val="19"/>
+          <w:szCs w:val="19"/>
+        </w:rPr>
+        <w:t xml:space="preserve">unauthenticated</w:t>
+      </w:r>
+      <w:r>
+        <w:t xml:space="preserve"> project.</w:t>
       </w:r>
     </w:p>
     <w:p>
@@ -2539,7 +3056,7 @@
         <w:t xml:space="preserve">Cross-browser and mobile</w:t>
       </w:r>
       <w:r>
-        <w:t xml:space="preserve"> — the browser/device projects each run the whole suite (latest run: 174 passed, 11 skipped by design).</w:t>
+        <w:t xml:space="preserve"> — the browser/device projects each run the whole suite (latest run: 277 passed, 0 failed, 27 skipped).</w:t>
       </w:r>
     </w:p>
     <w:p>
@@ -2804,7 +3321,7 @@
           <w:sz w:val="18"/>
           <w:szCs w:val="18"/>
         </w:rPr>
-        <w:t xml:space="preserve">npm install &amp;&amp; npx playwright install</w:t>
+        <w:t xml:space="preserve">npm ci &amp;&amp; npx playwright install</w:t>
       </w:r>
     </w:p>
     <w:p>
@@ -2819,7 +3336,7 @@
           <w:sz w:val="18"/>
           <w:szCs w:val="18"/>
         </w:rPr>
-        <w:t xml:space="preserve">npm test                 # full matrix</w:t>
+        <w:t xml:space="preserve">npm test                 # full matrix: 277 passed, 27 skipped</w:t>
       </w:r>
     </w:p>
     <w:p>
@@ -2855,7 +3372,7 @@
     <w:p>
       <w:pPr>
         <w:shd w:fill="F1F3F4" w:color="auto" w:val="clear"/>
-        <w:spacing w:after="0" w:before="0"/>
+        <w:spacing w:after="200" w:before="0"/>
         <w:ind w:left="200" w:right="200"/>
       </w:pPr>
       <w:r>
@@ -2869,47 +3386,10 @@
     </w:p>
     <w:p>
       <w:pPr>
-        <w:shd w:fill="F1F3F4" w:color="auto" w:val="clear"/>
-        <w:spacing w:after="0" w:before="0"/>
-        <w:ind w:left="200" w:right="200"/>
-      </w:pPr>
-      <w:r>
-        <w:rPr>
-          <w:rFonts w:ascii="Consolas" w:cs="Consolas" w:eastAsia="Consolas" w:hAnsi="Consolas"/>
-          <w:sz w:val="18"/>
-          <w:szCs w:val="18"/>
-        </w:rPr>
-        <w:t xml:space="preserve"> </w:t>
-      </w:r>
-    </w:p>
-    <w:p>
-      <w:pPr>
-        <w:shd w:fill="F1F3F4" w:color="auto" w:val="clear"/>
-        <w:spacing w:after="0" w:before="0"/>
-        <w:ind w:left="200" w:right="200"/>
-      </w:pPr>
-      <w:r>
-        <w:rPr>
-          <w:rFonts w:ascii="Consolas" w:cs="Consolas" w:eastAsia="Consolas" w:hAnsi="Consolas"/>
-          <w:sz w:val="18"/>
-          <w:szCs w:val="18"/>
-        </w:rPr>
-        <w:t xml:space="preserve"># optional: re-enable the AI agents</w:t>
-      </w:r>
-    </w:p>
-    <w:p>
-      <w:pPr>
-        <w:shd w:fill="F1F3F4" w:color="auto" w:val="clear"/>
-        <w:spacing w:after="200" w:before="0"/>
-        <w:ind w:left="200" w:right="200"/>
-      </w:pPr>
-      <w:r>
-        <w:rPr>
-          <w:rFonts w:ascii="Consolas" w:cs="Consolas" w:eastAsia="Consolas" w:hAnsi="Consolas"/>
-          <w:sz w:val="18"/>
-          <w:szCs w:val="18"/>
-        </w:rPr>
-        <w:t xml:space="preserve">npx playwright init-agents --loop=claude</w:t>
+        <w:spacing w:after="120"/>
+      </w:pPr>
+      <w:r>
+        <w:t xml:space="preserve">Full instructions, the coverage tables and known limitations are in README.md.</w:t>
       </w:r>
     </w:p>
     <w:sectPr>
